--- a/Documentos/Entrega 2/Redes de computadores e Cibersegurança/Entrega 02 - Redes de Computadores e Cibersegurança.docx
+++ b/Documentos/Entrega 2/Redes de computadores e Cibersegurança/Entrega 02 - Redes de Computadores e Cibersegurança.docx
@@ -133,7 +133,7 @@
           <w:szCs w:val="24"/>
           <w:rtl w:val="0"/>
         </w:rPr>
-        <w:t xml:space="preserve"> 10/05/2025</w:t>
+        <w:t xml:space="preserve"> 10/05/2026</w:t>
       </w:r>
     </w:p>
     <w:p>
@@ -210,7 +210,7 @@
           <w:szCs w:val="24"/>
           <w:rtl w:val="0"/>
         </w:rPr>
-        <w:t xml:space="preserve">Este documento detalha as estratégias e ações específicas planejadas para lidar com os riscos identificados no projeto Projeto1 – Entrega 2. O objetivo é aumentar as oportunidades (riscos positivos) e reduzir ou eliminar as ameaças (riscos negativos) aos objetivos do projeto. Este plano deve ser utilizado e atualizado continuamente pela equipe do projeto.</w:t>
+        <w:t xml:space="preserve">Este documento detalha as estratégias e ações específicas planejadas para lidar com os riscos identificados no projeto Arkanis. O objetivo é aumentar as oportunidades (riscos positivos) e reduzir ou eliminar as ameaças (riscos negativos) aos objetivos do projeto. Este plano deve ser utilizado e atualizado continuamente pela equipe do projeto.</w:t>
       </w:r>
     </w:p>
     <w:p>
@@ -393,21 +393,21 @@
         <w:gridCol w:w="1245"/>
         <w:gridCol w:w="1995"/>
         <w:gridCol w:w="1020"/>
-        <w:gridCol w:w="960"/>
-        <w:gridCol w:w="2460"/>
+        <w:gridCol w:w="1005"/>
+        <w:gridCol w:w="2415"/>
         <w:gridCol w:w="1830"/>
-        <w:gridCol w:w="1350"/>
-        <w:gridCol w:w="1125"/>
+        <w:gridCol w:w="1170"/>
+        <w:gridCol w:w="1305"/>
         <w:tblGridChange w:id="0">
           <w:tblGrid>
             <w:gridCol w:w="1245"/>
             <w:gridCol w:w="1995"/>
             <w:gridCol w:w="1020"/>
-            <w:gridCol w:w="960"/>
-            <w:gridCol w:w="2460"/>
+            <w:gridCol w:w="1005"/>
+            <w:gridCol w:w="2415"/>
             <w:gridCol w:w="1830"/>
-            <w:gridCol w:w="1350"/>
-            <w:gridCol w:w="1125"/>
+            <w:gridCol w:w="1170"/>
+            <w:gridCol w:w="1305"/>
           </w:tblGrid>
         </w:tblGridChange>
       </w:tblGrid>
@@ -1817,7 +1817,7 @@
                 <w:rFonts w:ascii="Arial" w:cs="Arial" w:eastAsia="Arial" w:hAnsi="Arial"/>
                 <w:rtl w:val="0"/>
               </w:rPr>
-              <w:t xml:space="preserve">Concluído</w:t>
+              <w:t xml:space="preserve">Concluído (Concluído quando hospedado no backend)</w:t>
             </w:r>
           </w:p>
         </w:tc>
@@ -2260,7 +2260,7 @@
                 <w:rFonts w:ascii="Arial" w:cs="Arial" w:eastAsia="Arial" w:hAnsi="Arial"/>
                 <w:rtl w:val="0"/>
               </w:rPr>
-              <w:t xml:space="preserve">1. Implementar autenticação JWT.2. Criar controle de autorização por perfil.3. Revisar permissões dos endpoints da API.</w:t>
+              <w:t xml:space="preserve">1. Criar controle de autorização por perfil.2. Revisar permissões dos endpoints da API.</w:t>
             </w:r>
           </w:p>
         </w:tc>
@@ -3172,7 +3172,7 @@
                 <w:rFonts w:ascii="Arial" w:cs="Arial" w:eastAsia="Arial" w:hAnsi="Arial"/>
                 <w:rtl w:val="0"/>
               </w:rPr>
-              <w:t xml:space="preserve">Concluído</w:t>
+              <w:t xml:space="preserve">Em Andamento</w:t>
             </w:r>
           </w:p>
         </w:tc>
@@ -4058,7 +4058,7 @@
                 <w:rFonts w:ascii="Arial" w:cs="Arial" w:eastAsia="Arial" w:hAnsi="Arial"/>
                 <w:rtl w:val="0"/>
               </w:rPr>
-              <w:t xml:space="preserve">Upload de arquivos sem validação pode permitir envio de arquivos maliciosos.</w:t>
+              <w:t xml:space="preserve">Uploads sem validação podem permitir envios maliciosos.</w:t>
             </w:r>
           </w:p>
         </w:tc>
@@ -5377,241 +5377,225 @@
             </w:pPr>
             <w:r>
               <w:rPr>
-                <w:rFonts w:ascii="Arial" w:cs="Arial" w:eastAsia="Arial" w:hAnsi="Arial"/>
-                <w:rtl w:val="0"/>
-              </w:rPr>
-              <w:t xml:space="preserve">OPP-003</w:t>
-            </w:r>
-          </w:p>
-        </w:tc>
-        <w:tc>
-          <w:tcPr>
-            <w:tcBorders>
-              <w:top w:color="cccccc" w:space="0" w:sz="8" w:val="single"/>
-              <w:left w:color="cccccc" w:space="0" w:sz="8" w:val="single"/>
-              <w:bottom w:color="cccccc" w:space="0" w:sz="8" w:val="single"/>
-              <w:right w:color="cccccc" w:space="0" w:sz="8" w:val="single"/>
-            </w:tcBorders>
-            <w:tcMar>
-              <w:top w:w="40.0" w:type="dxa"/>
-              <w:left w:w="40.0" w:type="dxa"/>
-              <w:bottom w:w="40.0" w:type="dxa"/>
-              <w:right w:w="40.0" w:type="dxa"/>
-            </w:tcMar>
-            <w:vAlign w:val="center"/>
-          </w:tcPr>
-          <w:p>
-            <w:pPr>
-              <w:widowControl w:val="0"/>
-              <w:spacing w:after="0" w:line="276" w:lineRule="auto"/>
-              <w:rPr>
-                <w:rFonts w:ascii="Arial" w:cs="Arial" w:eastAsia="Arial" w:hAnsi="Arial"/>
-              </w:rPr>
-            </w:pPr>
-            <w:r>
-              <w:rPr>
-                <w:rFonts w:ascii="Arial" w:cs="Arial" w:eastAsia="Arial" w:hAnsi="Arial"/>
-                <w:rtl w:val="0"/>
-              </w:rPr>
-              <w:t xml:space="preserve">Implementação de autenticação JWT pode aumentar a segurança das APIs e escalabilidade do sistema.</w:t>
-            </w:r>
-          </w:p>
-        </w:tc>
-        <w:tc>
-          <w:tcPr>
-            <w:tcBorders>
-              <w:top w:color="cccccc" w:space="0" w:sz="8" w:val="single"/>
-              <w:left w:color="cccccc" w:space="0" w:sz="8" w:val="single"/>
-              <w:bottom w:color="cccccc" w:space="0" w:sz="8" w:val="single"/>
-              <w:right w:color="cccccc" w:space="0" w:sz="8" w:val="single"/>
-            </w:tcBorders>
-            <w:tcMar>
-              <w:top w:w="40.0" w:type="dxa"/>
-              <w:left w:w="40.0" w:type="dxa"/>
-              <w:bottom w:w="40.0" w:type="dxa"/>
-              <w:right w:w="40.0" w:type="dxa"/>
-            </w:tcMar>
-            <w:vAlign w:val="center"/>
-          </w:tcPr>
-          <w:p>
-            <w:pPr>
-              <w:widowControl w:val="0"/>
-              <w:spacing w:after="0" w:line="276" w:lineRule="auto"/>
-              <w:rPr>
-                <w:rFonts w:ascii="Arial" w:cs="Arial" w:eastAsia="Arial" w:hAnsi="Arial"/>
-              </w:rPr>
-            </w:pPr>
-            <w:r>
-              <w:rPr>
-                <w:rFonts w:ascii="Arial" w:cs="Arial" w:eastAsia="Arial" w:hAnsi="Arial"/>
-                <w:rtl w:val="0"/>
-              </w:rPr>
-              <w:t xml:space="preserve">Alto</w:t>
-            </w:r>
-          </w:p>
-        </w:tc>
-        <w:tc>
-          <w:tcPr>
-            <w:tcBorders>
-              <w:top w:color="cccccc" w:space="0" w:sz="8" w:val="single"/>
-              <w:left w:color="cccccc" w:space="0" w:sz="8" w:val="single"/>
-              <w:bottom w:color="cccccc" w:space="0" w:sz="8" w:val="single"/>
-              <w:right w:color="cccccc" w:space="0" w:sz="8" w:val="single"/>
-            </w:tcBorders>
-            <w:tcMar>
-              <w:top w:w="40.0" w:type="dxa"/>
-              <w:left w:w="40.0" w:type="dxa"/>
-              <w:bottom w:w="40.0" w:type="dxa"/>
-              <w:right w:w="40.0" w:type="dxa"/>
-            </w:tcMar>
-            <w:vAlign w:val="center"/>
-          </w:tcPr>
-          <w:p>
-            <w:pPr>
-              <w:widowControl w:val="0"/>
-              <w:spacing w:after="0" w:line="276" w:lineRule="auto"/>
-              <w:rPr>
-                <w:rFonts w:ascii="Arial" w:cs="Arial" w:eastAsia="Arial" w:hAnsi="Arial"/>
-              </w:rPr>
-            </w:pPr>
-            <w:r>
-              <w:rPr>
-                <w:rFonts w:ascii="Arial" w:cs="Arial" w:eastAsia="Arial" w:hAnsi="Arial"/>
-                <w:rtl w:val="0"/>
-              </w:rPr>
-              <w:t xml:space="preserve">Explorar (Oportunidade)</w:t>
-            </w:r>
-          </w:p>
-        </w:tc>
-        <w:tc>
-          <w:tcPr>
-            <w:tcBorders>
-              <w:top w:color="cccccc" w:space="0" w:sz="8" w:val="single"/>
-              <w:left w:color="cccccc" w:space="0" w:sz="8" w:val="single"/>
-              <w:bottom w:color="cccccc" w:space="0" w:sz="8" w:val="single"/>
-              <w:right w:color="cccccc" w:space="0" w:sz="8" w:val="single"/>
-            </w:tcBorders>
-            <w:tcMar>
-              <w:top w:w="40.0" w:type="dxa"/>
-              <w:left w:w="40.0" w:type="dxa"/>
-              <w:bottom w:w="40.0" w:type="dxa"/>
-              <w:right w:w="40.0" w:type="dxa"/>
-            </w:tcMar>
-            <w:vAlign w:val="center"/>
-          </w:tcPr>
-          <w:p>
-            <w:pPr>
-              <w:widowControl w:val="0"/>
-              <w:spacing w:after="0" w:line="276" w:lineRule="auto"/>
-              <w:rPr>
-                <w:rFonts w:ascii="Arial" w:cs="Arial" w:eastAsia="Arial" w:hAnsi="Arial"/>
-              </w:rPr>
-            </w:pPr>
-            <w:r>
-              <w:rPr>
-                <w:rFonts w:ascii="Arial" w:cs="Arial" w:eastAsia="Arial" w:hAnsi="Arial"/>
-                <w:rtl w:val="0"/>
-              </w:rPr>
-              <w:t xml:space="preserve">1. Implementar autenticação JWT.2. Criar middleware de autorização.3. Adicionar expiração automática de tokens.</w:t>
-            </w:r>
-          </w:p>
-        </w:tc>
-        <w:tc>
-          <w:tcPr>
-            <w:tcBorders>
-              <w:top w:color="cccccc" w:space="0" w:sz="8" w:val="single"/>
-              <w:left w:color="cccccc" w:space="0" w:sz="8" w:val="single"/>
-              <w:bottom w:color="cccccc" w:space="0" w:sz="8" w:val="single"/>
-              <w:right w:color="cccccc" w:space="0" w:sz="8" w:val="single"/>
-            </w:tcBorders>
-            <w:tcMar>
-              <w:top w:w="40.0" w:type="dxa"/>
-              <w:left w:w="40.0" w:type="dxa"/>
-              <w:bottom w:w="40.0" w:type="dxa"/>
-              <w:right w:w="40.0" w:type="dxa"/>
-            </w:tcMar>
-            <w:vAlign w:val="center"/>
-          </w:tcPr>
-          <w:p>
-            <w:pPr>
-              <w:widowControl w:val="0"/>
-              <w:spacing w:after="0" w:line="276" w:lineRule="auto"/>
-              <w:rPr>
-                <w:rFonts w:ascii="Arial" w:cs="Arial" w:eastAsia="Arial" w:hAnsi="Arial"/>
-              </w:rPr>
-            </w:pPr>
-            <w:r>
-              <w:rPr>
-                <w:rFonts w:ascii="Arial" w:cs="Arial" w:eastAsia="Arial" w:hAnsi="Arial"/>
-                <w:rtl w:val="0"/>
-              </w:rPr>
-              <w:t xml:space="preserve">Aleff Silva Souza - Líder de Backend e Infraestrutura</w:t>
-            </w:r>
-          </w:p>
-        </w:tc>
-        <w:tc>
-          <w:tcPr>
-            <w:tcBorders>
-              <w:top w:color="cccccc" w:space="0" w:sz="8" w:val="single"/>
-              <w:left w:color="cccccc" w:space="0" w:sz="8" w:val="single"/>
-              <w:bottom w:color="cccccc" w:space="0" w:sz="8" w:val="single"/>
-              <w:right w:color="cccccc" w:space="0" w:sz="8" w:val="single"/>
-            </w:tcBorders>
-            <w:tcMar>
-              <w:top w:w="40.0" w:type="dxa"/>
-              <w:left w:w="40.0" w:type="dxa"/>
-              <w:bottom w:w="40.0" w:type="dxa"/>
-              <w:right w:w="40.0" w:type="dxa"/>
-            </w:tcMar>
-            <w:vAlign w:val="center"/>
-          </w:tcPr>
-          <w:p>
-            <w:pPr>
-              <w:widowControl w:val="0"/>
-              <w:spacing w:after="0" w:line="276" w:lineRule="auto"/>
-              <w:rPr>
-                <w:rFonts w:ascii="Arial" w:cs="Arial" w:eastAsia="Arial" w:hAnsi="Arial"/>
-              </w:rPr>
-            </w:pPr>
-            <w:r>
-              <w:rPr>
-                <w:rFonts w:ascii="Arial" w:cs="Arial" w:eastAsia="Arial" w:hAnsi="Arial"/>
-                <w:rtl w:val="0"/>
-              </w:rPr>
-              <w:t xml:space="preserve">25/05/2026</w:t>
-            </w:r>
-          </w:p>
-        </w:tc>
-        <w:tc>
-          <w:tcPr>
-            <w:tcBorders>
-              <w:top w:color="cccccc" w:space="0" w:sz="8" w:val="single"/>
-              <w:left w:color="cccccc" w:space="0" w:sz="8" w:val="single"/>
-              <w:bottom w:color="cccccc" w:space="0" w:sz="8" w:val="single"/>
-              <w:right w:color="cccccc" w:space="0" w:sz="8" w:val="single"/>
-            </w:tcBorders>
-            <w:tcMar>
-              <w:top w:w="40.0" w:type="dxa"/>
-              <w:left w:w="40.0" w:type="dxa"/>
-              <w:bottom w:w="40.0" w:type="dxa"/>
-              <w:right w:w="40.0" w:type="dxa"/>
-            </w:tcMar>
-            <w:vAlign w:val="center"/>
-          </w:tcPr>
-          <w:p>
-            <w:pPr>
-              <w:widowControl w:val="0"/>
-              <w:spacing w:after="0" w:line="276" w:lineRule="auto"/>
-              <w:rPr>
-                <w:rFonts w:ascii="Arial" w:cs="Arial" w:eastAsia="Arial" w:hAnsi="Arial"/>
-              </w:rPr>
-            </w:pPr>
-            <w:r>
-              <w:rPr>
-                <w:rFonts w:ascii="Arial" w:cs="Arial" w:eastAsia="Arial" w:hAnsi="Arial"/>
-                <w:rtl w:val="0"/>
-              </w:rPr>
-              <w:t xml:space="preserve">Em Andamento</w:t>
+                <w:rtl w:val="0"/>
+              </w:rPr>
+            </w:r>
+          </w:p>
+        </w:tc>
+        <w:tc>
+          <w:tcPr>
+            <w:tcBorders>
+              <w:top w:color="cccccc" w:space="0" w:sz="8" w:val="single"/>
+              <w:left w:color="cccccc" w:space="0" w:sz="8" w:val="single"/>
+              <w:bottom w:color="cccccc" w:space="0" w:sz="8" w:val="single"/>
+              <w:right w:color="cccccc" w:space="0" w:sz="8" w:val="single"/>
+            </w:tcBorders>
+            <w:tcMar>
+              <w:top w:w="40.0" w:type="dxa"/>
+              <w:left w:w="40.0" w:type="dxa"/>
+              <w:bottom w:w="40.0" w:type="dxa"/>
+              <w:right w:w="40.0" w:type="dxa"/>
+            </w:tcMar>
+            <w:vAlign w:val="center"/>
+          </w:tcPr>
+          <w:p>
+            <w:pPr>
+              <w:widowControl w:val="0"/>
+              <w:spacing w:after="0" w:line="276" w:lineRule="auto"/>
+              <w:rPr>
+                <w:rFonts w:ascii="Arial" w:cs="Arial" w:eastAsia="Arial" w:hAnsi="Arial"/>
+              </w:rPr>
+            </w:pPr>
+            <w:r>
+              <w:rPr>
+                <w:rtl w:val="0"/>
+              </w:rPr>
+            </w:r>
+          </w:p>
+        </w:tc>
+        <w:tc>
+          <w:tcPr>
+            <w:tcBorders>
+              <w:top w:color="cccccc" w:space="0" w:sz="8" w:val="single"/>
+              <w:left w:color="cccccc" w:space="0" w:sz="8" w:val="single"/>
+              <w:bottom w:color="cccccc" w:space="0" w:sz="8" w:val="single"/>
+              <w:right w:color="cccccc" w:space="0" w:sz="8" w:val="single"/>
+            </w:tcBorders>
+            <w:tcMar>
+              <w:top w:w="40.0" w:type="dxa"/>
+              <w:left w:w="40.0" w:type="dxa"/>
+              <w:bottom w:w="40.0" w:type="dxa"/>
+              <w:right w:w="40.0" w:type="dxa"/>
+            </w:tcMar>
+            <w:vAlign w:val="center"/>
+          </w:tcPr>
+          <w:p>
+            <w:pPr>
+              <w:widowControl w:val="0"/>
+              <w:spacing w:after="0" w:line="276" w:lineRule="auto"/>
+              <w:rPr>
+                <w:rFonts w:ascii="Arial" w:cs="Arial" w:eastAsia="Arial" w:hAnsi="Arial"/>
+              </w:rPr>
+            </w:pPr>
+            <w:r>
+              <w:rPr>
+                <w:rtl w:val="0"/>
+              </w:rPr>
+            </w:r>
+          </w:p>
+        </w:tc>
+        <w:tc>
+          <w:tcPr>
+            <w:tcBorders>
+              <w:top w:color="cccccc" w:space="0" w:sz="8" w:val="single"/>
+              <w:left w:color="cccccc" w:space="0" w:sz="8" w:val="single"/>
+              <w:bottom w:color="cccccc" w:space="0" w:sz="8" w:val="single"/>
+              <w:right w:color="cccccc" w:space="0" w:sz="8" w:val="single"/>
+            </w:tcBorders>
+            <w:tcMar>
+              <w:top w:w="40.0" w:type="dxa"/>
+              <w:left w:w="40.0" w:type="dxa"/>
+              <w:bottom w:w="40.0" w:type="dxa"/>
+              <w:right w:w="40.0" w:type="dxa"/>
+            </w:tcMar>
+            <w:vAlign w:val="center"/>
+          </w:tcPr>
+          <w:p>
+            <w:pPr>
+              <w:widowControl w:val="0"/>
+              <w:spacing w:after="0" w:line="276" w:lineRule="auto"/>
+              <w:rPr>
+                <w:rFonts w:ascii="Arial" w:cs="Arial" w:eastAsia="Arial" w:hAnsi="Arial"/>
+              </w:rPr>
+            </w:pPr>
+            <w:r>
+              <w:rPr>
+                <w:rtl w:val="0"/>
+              </w:rPr>
+            </w:r>
+          </w:p>
+        </w:tc>
+        <w:tc>
+          <w:tcPr>
+            <w:tcBorders>
+              <w:top w:color="cccccc" w:space="0" w:sz="8" w:val="single"/>
+              <w:left w:color="cccccc" w:space="0" w:sz="8" w:val="single"/>
+              <w:bottom w:color="cccccc" w:space="0" w:sz="8" w:val="single"/>
+              <w:right w:color="cccccc" w:space="0" w:sz="8" w:val="single"/>
+            </w:tcBorders>
+            <w:tcMar>
+              <w:top w:w="40.0" w:type="dxa"/>
+              <w:left w:w="40.0" w:type="dxa"/>
+              <w:bottom w:w="40.0" w:type="dxa"/>
+              <w:right w:w="40.0" w:type="dxa"/>
+            </w:tcMar>
+            <w:vAlign w:val="center"/>
+          </w:tcPr>
+          <w:p>
+            <w:pPr>
+              <w:widowControl w:val="0"/>
+              <w:spacing w:after="0" w:line="276" w:lineRule="auto"/>
+              <w:rPr>
+                <w:rFonts w:ascii="Arial" w:cs="Arial" w:eastAsia="Arial" w:hAnsi="Arial"/>
+              </w:rPr>
+            </w:pPr>
+            <w:r>
+              <w:rPr>
+                <w:rtl w:val="0"/>
+              </w:rPr>
+            </w:r>
+          </w:p>
+        </w:tc>
+        <w:tc>
+          <w:tcPr>
+            <w:tcBorders>
+              <w:top w:color="cccccc" w:space="0" w:sz="8" w:val="single"/>
+              <w:left w:color="cccccc" w:space="0" w:sz="8" w:val="single"/>
+              <w:bottom w:color="cccccc" w:space="0" w:sz="8" w:val="single"/>
+              <w:right w:color="cccccc" w:space="0" w:sz="8" w:val="single"/>
+            </w:tcBorders>
+            <w:tcMar>
+              <w:top w:w="40.0" w:type="dxa"/>
+              <w:left w:w="40.0" w:type="dxa"/>
+              <w:bottom w:w="40.0" w:type="dxa"/>
+              <w:right w:w="40.0" w:type="dxa"/>
+            </w:tcMar>
+            <w:vAlign w:val="center"/>
+          </w:tcPr>
+          <w:p>
+            <w:pPr>
+              <w:widowControl w:val="0"/>
+              <w:spacing w:after="0" w:line="276" w:lineRule="auto"/>
+              <w:rPr>
+                <w:rFonts w:ascii="Arial" w:cs="Arial" w:eastAsia="Arial" w:hAnsi="Arial"/>
+              </w:rPr>
+            </w:pPr>
+            <w:r>
+              <w:rPr>
+                <w:rtl w:val="0"/>
+              </w:rPr>
+            </w:r>
+          </w:p>
+        </w:tc>
+        <w:tc>
+          <w:tcPr>
+            <w:tcBorders>
+              <w:top w:color="cccccc" w:space="0" w:sz="8" w:val="single"/>
+              <w:left w:color="cccccc" w:space="0" w:sz="8" w:val="single"/>
+              <w:bottom w:color="cccccc" w:space="0" w:sz="8" w:val="single"/>
+              <w:right w:color="cccccc" w:space="0" w:sz="8" w:val="single"/>
+            </w:tcBorders>
+            <w:tcMar>
+              <w:top w:w="40.0" w:type="dxa"/>
+              <w:left w:w="40.0" w:type="dxa"/>
+              <w:bottom w:w="40.0" w:type="dxa"/>
+              <w:right w:w="40.0" w:type="dxa"/>
+            </w:tcMar>
+            <w:vAlign w:val="center"/>
+          </w:tcPr>
+          <w:p>
+            <w:pPr>
+              <w:widowControl w:val="0"/>
+              <w:spacing w:after="0" w:line="276" w:lineRule="auto"/>
+              <w:rPr>
+                <w:rFonts w:ascii="Arial" w:cs="Arial" w:eastAsia="Arial" w:hAnsi="Arial"/>
+              </w:rPr>
+            </w:pPr>
+            <w:r>
+              <w:rPr>
+                <w:rtl w:val="0"/>
+              </w:rPr>
+            </w:r>
+          </w:p>
+        </w:tc>
+        <w:tc>
+          <w:tcPr>
+            <w:tcBorders>
+              <w:top w:color="cccccc" w:space="0" w:sz="8" w:val="single"/>
+              <w:left w:color="cccccc" w:space="0" w:sz="8" w:val="single"/>
+              <w:bottom w:color="cccccc" w:space="0" w:sz="8" w:val="single"/>
+              <w:right w:color="cccccc" w:space="0" w:sz="8" w:val="single"/>
+            </w:tcBorders>
+            <w:tcMar>
+              <w:top w:w="40.0" w:type="dxa"/>
+              <w:left w:w="40.0" w:type="dxa"/>
+              <w:bottom w:w="40.0" w:type="dxa"/>
+              <w:right w:w="40.0" w:type="dxa"/>
+            </w:tcMar>
+            <w:vAlign w:val="center"/>
+          </w:tcPr>
+          <w:p>
+            <w:pPr>
+              <w:widowControl w:val="0"/>
+              <w:spacing w:after="0" w:line="276" w:lineRule="auto"/>
+              <w:rPr>
+                <w:rFonts w:ascii="Arial" w:cs="Arial" w:eastAsia="Arial" w:hAnsi="Arial"/>
+              </w:rPr>
+            </w:pPr>
+            <w:r>
+              <w:rPr>
+                <w:rtl w:val="0"/>
+              </w:rPr>
             </w:r>
           </w:p>
         </w:tc>
@@ -5651,7 +5635,7 @@
                 <w:rFonts w:ascii="Arial" w:cs="Arial" w:eastAsia="Arial" w:hAnsi="Arial"/>
                 <w:rtl w:val="0"/>
               </w:rPr>
-              <w:t xml:space="preserve">OPP-004</w:t>
+              <w:t xml:space="preserve">OPP-003</w:t>
             </w:r>
           </w:p>
         </w:tc>
@@ -5922,7 +5906,7 @@
                 <w:rFonts w:ascii="Arial" w:cs="Arial" w:eastAsia="Arial" w:hAnsi="Arial"/>
                 <w:rtl w:val="0"/>
               </w:rPr>
-              <w:t xml:space="preserve">OPP-005</w:t>
+              <w:t xml:space="preserve">OPP-004</w:t>
             </w:r>
           </w:p>
         </w:tc>
@@ -8475,7 +8459,7 @@
           <w:szCs w:val="24"/>
           <w:rtl w:val="0"/>
         </w:rPr>
-        <w:t xml:space="preserve">  Utilização de plataformas de hospedagem com HTTPS/TLS nativo e serviços de monitoramento de vulnerabilidades fornecidos pelo Aikido Security. (Já concluido)</w:t>
+        <w:t xml:space="preserve">  Utilização de plataformas de hospedagem com HTTPS/TLS nativo e serviços de monitoramento de vulnerabilidades fornecidos pelo Aikido Security. (Já concluído)</w:t>
       </w:r>
     </w:p>
     <w:p>
@@ -8544,7 +8528,7 @@
           <w:szCs w:val="24"/>
           <w:rtl w:val="0"/>
         </w:rPr>
-        <w:t xml:space="preserve"> Atualização de dependências vulneráveis identificadas pelo Aikido Security, implementação de autenticação JWT, sanitização de entradas da API e validação de uploads de arquivos.</w:t>
+        <w:t xml:space="preserve"> Atualização de dependências vulneráveis identificadas pelo Aikido Security, sanitização de entradas da API e validação de uploads de arquivos.</w:t>
       </w:r>
     </w:p>
     <w:p>
